--- a/downloads/teacher/05 Materials/Unit 07/Handouts/Handout 07.05 - Interview Question Cards and Feedback Sheet.docx
+++ b/downloads/teacher/05 Materials/Unit 07/Handouts/Handout 07.05 - Interview Question Cards and Feedback Sheet.docx
@@ -89,45 +89,212 @@
         </w:rPr>
         <w:t xml:space="preserve">Tell me about yourself.</w:t>
       </w:r>
-      <w:r>
+    </w:p>
+    <w:p>
+      <w:pPr>
+        <w:numPr>
+          <w:ilvl w:val="0"/>
+          <w:numId w:val="1001"/>
+        </w:numPr>
+        <w:pStyle w:val="Compact"/>
+      </w:pPr>
+      <w:r>
+        <w:t xml:space="preserve">Bana kendinizden bahsedin.</w:t>
+      </w:r>
+    </w:p>
+    <w:p>
+      <w:pPr>
+        <w:numPr>
+          <w:ilvl w:val="0"/>
+          <w:numId w:val="1001"/>
+        </w:numPr>
+        <w:pStyle w:val="Compact"/>
+      </w:pPr>
+      <w:r>
+        <w:t xml:space="preserve">Fale sobre você.</w:t>
+      </w:r>
+    </w:p>
+    <w:p>
+      <w:pPr>
+        <w:numPr>
+          <w:ilvl w:val="0"/>
+          <w:numId w:val="1001"/>
+        </w:numPr>
+        <w:pStyle w:val="Compact"/>
+      </w:pPr>
+      <w:r>
+        <w:t xml:space="preserve">Hábleme de usted.</w:t>
+      </w:r>
+    </w:p>
+    <w:p>
+      <w:pPr>
+        <w:pStyle w:val="FirstParagraph"/>
+      </w:pPr>
+      <w:r>
+        <w:rPr>
+          <w:i/>
+        </w:rPr>
+        <w:t xml:space="preserve">Interviewer note: this is the three-part answer. Do not help. Do not nod extra.</w:t>
+      </w:r>
+    </w:p>
+    <w:p>
+      <w:pPr>
+        <w:pStyle w:val="Heading2"/>
+      </w:pPr>
+      <w:bookmarkStart w:id="23" w:name="card-2"/>
+      <w:r>
+        <w:t xml:space="preserve">Card 2</w:t>
+      </w:r>
+      <w:bookmarkEnd w:id="23"/>
+    </w:p>
+    <w:p>
+      <w:pPr>
+        <w:pStyle w:val="FirstParagraph"/>
+      </w:pPr>
+      <w:r>
+        <w:rPr>
+          <w:b/>
+        </w:rPr>
+        <w:t xml:space="preserve">Why do you want to work here?</w:t>
+      </w:r>
+    </w:p>
+    <w:p>
+      <w:pPr>
+        <w:numPr>
+          <w:ilvl w:val="0"/>
+          <w:numId w:val="1002"/>
+        </w:numPr>
+        <w:pStyle w:val="Compact"/>
+      </w:pPr>
+      <w:r>
+        <w:t xml:space="preserve">Burada neden çalışmak istiyorsunuz?</w:t>
+      </w:r>
+    </w:p>
+    <w:p>
+      <w:pPr>
+        <w:numPr>
+          <w:ilvl w:val="0"/>
+          <w:numId w:val="1002"/>
+        </w:numPr>
+        <w:pStyle w:val="Compact"/>
+      </w:pPr>
+      <w:r>
+        <w:t xml:space="preserve">Por que você quer trabalhar aqui?</w:t>
+      </w:r>
+    </w:p>
+    <w:p>
+      <w:pPr>
+        <w:numPr>
+          <w:ilvl w:val="0"/>
+          <w:numId w:val="1002"/>
+        </w:numPr>
+        <w:pStyle w:val="Compact"/>
+      </w:pPr>
+      <w:r>
+        <w:t xml:space="preserve">¿Por qué quiere trabajar aquí?</w:t>
+      </w:r>
+    </w:p>
+    <w:p>
+      <w:pPr>
+        <w:pStyle w:val="Heading2"/>
+      </w:pPr>
+      <w:bookmarkStart w:id="24" w:name="card-3"/>
+      <w:r>
+        <w:t xml:space="preserve">Card 3</w:t>
+      </w:r>
+      <w:bookmarkEnd w:id="24"/>
+    </w:p>
+    <w:p>
+      <w:pPr>
+        <w:pStyle w:val="FirstParagraph"/>
+      </w:pPr>
+      <w:r>
+        <w:rPr>
+          <w:b/>
+        </w:rPr>
+        <w:t xml:space="preserve">What are you good at?</w:t>
+      </w:r>
+    </w:p>
+    <w:p>
+      <w:pPr>
+        <w:numPr>
+          <w:ilvl w:val="0"/>
+          <w:numId w:val="1003"/>
+        </w:numPr>
+        <w:pStyle w:val="Compact"/>
+      </w:pPr>
+      <w:r>
+        <w:t xml:space="preserve">Neyi iyi yapıyorsunuz?</w:t>
+      </w:r>
+    </w:p>
+    <w:p>
+      <w:pPr>
+        <w:numPr>
+          <w:ilvl w:val="0"/>
+          <w:numId w:val="1003"/>
+        </w:numPr>
+        <w:pStyle w:val="Compact"/>
+      </w:pPr>
+      <w:r>
+        <w:t xml:space="preserve">No que você é bom? / No que você é boa?</w:t>
+      </w:r>
+    </w:p>
+    <w:p>
+      <w:pPr>
+        <w:numPr>
+          <w:ilvl w:val="0"/>
+          <w:numId w:val="1003"/>
+        </w:numPr>
+        <w:pStyle w:val="Compact"/>
+      </w:pPr>
+      <w:r>
+        <w:t xml:space="preserve">¿En qué es bueno? / ¿En qué es buena?</w:t>
+      </w:r>
+    </w:p>
+    <w:p>
+      <w:pPr>
+        <w:pStyle w:val="FirstParagraph"/>
+      </w:pPr>
+      <w:r>
+        <w:rPr>
+          <w:i/>
+        </w:rPr>
+        <w:t xml:space="preserve">Interviewer note: if the answer is one word, ask the follow-up on the card:</w:t>
+      </w:r>
+      <w:r>
+        <w:rPr>
+          <w:i/>
+        </w:rPr>
         <w:t xml:space="preserve"> </w:t>
       </w:r>
       <w:r>
-        <w:t xml:space="preserve">- Bana kendinizden bahsedin.</w:t>
-      </w:r>
-      <w:r>
-        <w:t xml:space="preserve"> </w:t>
-      </w:r>
-      <w:r>
-        <w:t xml:space="preserve">- Fale sobre você.</w:t>
-      </w:r>
-      <w:r>
-        <w:t xml:space="preserve"> </w:t>
-      </w:r>
-      <w:r>
-        <w:t xml:space="preserve">- Hábleme de usted.</w:t>
-      </w:r>
-    </w:p>
-    <w:p>
-      <w:pPr>
-        <w:pStyle w:val="BodyText"/>
-      </w:pPr>
-      <w:r>
         <w:rPr>
           <w:i/>
         </w:rPr>
-        <w:t xml:space="preserve">Interviewer note: this is the three-part answer. Do not help. Do not nod extra.</w:t>
+        <w:t xml:space="preserve">“</w:t>
+      </w:r>
+      <w:r>
+        <w:rPr>
+          <w:i/>
+        </w:rPr>
+        <w:t xml:space="preserve">Where did you learn that?</w:t>
+      </w:r>
+      <w:r>
+        <w:rPr>
+          <w:i/>
+        </w:rPr>
+        <w:t xml:space="preserve">”</w:t>
       </w:r>
     </w:p>
     <w:p>
       <w:pPr>
         <w:pStyle w:val="Heading2"/>
       </w:pPr>
-      <w:bookmarkStart w:id="23" w:name="card-2"/>
-      <w:r>
-        <w:t xml:space="preserve">Card 2</w:t>
-      </w:r>
-      <w:bookmarkEnd w:id="23"/>
+      <w:bookmarkStart w:id="25" w:name="card-4"/>
+      <w:r>
+        <w:t xml:space="preserve">Card 4</w:t>
+      </w:r>
+      <w:bookmarkEnd w:id="25"/>
     </w:p>
     <w:p>
       <w:pPr>
@@ -137,36 +304,65 @@
         <w:rPr>
           <w:b/>
         </w:rPr>
-        <w:t xml:space="preserve">Why do you want to work here?</w:t>
-      </w:r>
-      <w:r>
-        <w:t xml:space="preserve"> </w:t>
-      </w:r>
-      <w:r>
-        <w:t xml:space="preserve">- Burada neden çalışmak istiyorsunuz?</w:t>
-      </w:r>
-      <w:r>
-        <w:t xml:space="preserve"> </w:t>
-      </w:r>
-      <w:r>
-        <w:t xml:space="preserve">- Por que você quer trabalhar aqui?</w:t>
-      </w:r>
-      <w:r>
-        <w:t xml:space="preserve"> </w:t>
-      </w:r>
-      <w:r>
-        <w:t xml:space="preserve">- ¿Por qué quiere trabajar aquí?</w:t>
+        <w:t xml:space="preserve">Tell me about a time when something went wrong and you had to figure it out.</w:t>
+      </w:r>
+    </w:p>
+    <w:p>
+      <w:pPr>
+        <w:numPr>
+          <w:ilvl w:val="0"/>
+          <w:numId w:val="1004"/>
+        </w:numPr>
+        <w:pStyle w:val="Compact"/>
+      </w:pPr>
+      <w:r>
+        <w:t xml:space="preserve">Bir şeyin ters gittiği ve çözmek zorunda kaldığınız bir zamanı anlatın.</w:t>
+      </w:r>
+    </w:p>
+    <w:p>
+      <w:pPr>
+        <w:numPr>
+          <w:ilvl w:val="0"/>
+          <w:numId w:val="1004"/>
+        </w:numPr>
+        <w:pStyle w:val="Compact"/>
+      </w:pPr>
+      <w:r>
+        <w:t xml:space="preserve">Fale sobre uma vez em que algo deu errado e você teve que resolver.</w:t>
+      </w:r>
+    </w:p>
+    <w:p>
+      <w:pPr>
+        <w:numPr>
+          <w:ilvl w:val="0"/>
+          <w:numId w:val="1004"/>
+        </w:numPr>
+        <w:pStyle w:val="Compact"/>
+      </w:pPr>
+      <w:r>
+        <w:t xml:space="preserve">Cuénteme de una vez en que algo salió mal y tuvo que resolverlo.</w:t>
+      </w:r>
+    </w:p>
+    <w:p>
+      <w:pPr>
+        <w:pStyle w:val="FirstParagraph"/>
+      </w:pPr>
+      <w:r>
+        <w:rPr>
+          <w:i/>
+        </w:rPr>
+        <w:t xml:space="preserve">Interviewer note: this is the STAR story. Listen for the Result.</w:t>
       </w:r>
     </w:p>
     <w:p>
       <w:pPr>
         <w:pStyle w:val="Heading2"/>
       </w:pPr>
-      <w:bookmarkStart w:id="24" w:name="card-3"/>
-      <w:r>
-        <w:t xml:space="preserve">Card 3</w:t>
-      </w:r>
-      <w:bookmarkEnd w:id="24"/>
+      <w:bookmarkStart w:id="26" w:name="card-5"/>
+      <w:r>
+        <w:t xml:space="preserve">Card 5</w:t>
+      </w:r>
+      <w:bookmarkEnd w:id="26"/>
     </w:p>
     <w:p>
       <w:pPr>
@@ -176,71 +372,54 @@
         <w:rPr>
           <w:b/>
         </w:rPr>
-        <w:t xml:space="preserve">What are you good at?</w:t>
-      </w:r>
-      <w:r>
-        <w:t xml:space="preserve"> </w:t>
-      </w:r>
-      <w:r>
-        <w:t xml:space="preserve">- Neyi iyi yapıyorsunuz?</w:t>
-      </w:r>
-      <w:r>
-        <w:t xml:space="preserve"> </w:t>
-      </w:r>
-      <w:r>
-        <w:t xml:space="preserve">- No que você é bom? / No que você é boa?</w:t>
-      </w:r>
-      <w:r>
-        <w:t xml:space="preserve"> </w:t>
-      </w:r>
-      <w:r>
-        <w:t xml:space="preserve">- ¿En qué es bueno? / ¿En qué es buena?</w:t>
-      </w:r>
-    </w:p>
-    <w:p>
-      <w:pPr>
-        <w:pStyle w:val="BodyText"/>
-      </w:pPr>
-      <w:r>
-        <w:rPr>
-          <w:i/>
-        </w:rPr>
-        <w:t xml:space="preserve">Interviewer note: if the answer is one word, ask the follow-up on the card:</w:t>
-      </w:r>
-      <w:r>
-        <w:rPr>
-          <w:i/>
-        </w:rPr>
-        <w:t xml:space="preserve"> </w:t>
-      </w:r>
-      <w:r>
-        <w:rPr>
-          <w:i/>
-        </w:rPr>
-        <w:t xml:space="preserve">“</w:t>
-      </w:r>
-      <w:r>
-        <w:rPr>
-          <w:i/>
-        </w:rPr>
-        <w:t xml:space="preserve">Where did you learn that?</w:t>
-      </w:r>
-      <w:r>
-        <w:rPr>
-          <w:i/>
-        </w:rPr>
-        <w:t xml:space="preserve">”</w:t>
+        <w:t xml:space="preserve">How do you work with people you do not agree with?</w:t>
+      </w:r>
+    </w:p>
+    <w:p>
+      <w:pPr>
+        <w:numPr>
+          <w:ilvl w:val="0"/>
+          <w:numId w:val="1005"/>
+        </w:numPr>
+        <w:pStyle w:val="Compact"/>
+      </w:pPr>
+      <w:r>
+        <w:t xml:space="preserve">Aynı fikirde olmadığınız insanlarla nasıl çalışırsınız?</w:t>
+      </w:r>
+    </w:p>
+    <w:p>
+      <w:pPr>
+        <w:numPr>
+          <w:ilvl w:val="0"/>
+          <w:numId w:val="1005"/>
+        </w:numPr>
+        <w:pStyle w:val="Compact"/>
+      </w:pPr>
+      <w:r>
+        <w:t xml:space="preserve">Como você trabalha com pessoas de quem você discorda?</w:t>
+      </w:r>
+    </w:p>
+    <w:p>
+      <w:pPr>
+        <w:numPr>
+          <w:ilvl w:val="0"/>
+          <w:numId w:val="1005"/>
+        </w:numPr>
+        <w:pStyle w:val="Compact"/>
+      </w:pPr>
+      <w:r>
+        <w:t xml:space="preserve">¿Cómo trabaja con personas con las que no está de acuerdo?</w:t>
       </w:r>
     </w:p>
     <w:p>
       <w:pPr>
         <w:pStyle w:val="Heading2"/>
       </w:pPr>
-      <w:bookmarkStart w:id="25" w:name="card-4"/>
-      <w:r>
-        <w:t xml:space="preserve">Card 4</w:t>
-      </w:r>
-      <w:bookmarkEnd w:id="25"/>
+      <w:bookmarkStart w:id="27" w:name="card-6"/>
+      <w:r>
+        <w:t xml:space="preserve">Card 6</w:t>
+      </w:r>
+      <w:bookmarkEnd w:id="27"/>
     </w:p>
     <w:p>
       <w:pPr>
@@ -250,119 +429,48 @@
         <w:rPr>
           <w:b/>
         </w:rPr>
-        <w:t xml:space="preserve">Tell me about a time when something went wrong and you had to figure it out.</w:t>
-      </w:r>
-      <w:r>
-        <w:t xml:space="preserve"> </w:t>
-      </w:r>
-      <w:r>
-        <w:t xml:space="preserve">- Bir şeyin ters gittiği ve çözmek zorunda kaldığınız bir zamanı anlatın.</w:t>
-      </w:r>
-      <w:r>
-        <w:t xml:space="preserve"> </w:t>
-      </w:r>
-      <w:r>
-        <w:t xml:space="preserve">- Fale sobre uma vez em que algo deu errado e você teve que resolver.</w:t>
-      </w:r>
-      <w:r>
-        <w:t xml:space="preserve"> </w:t>
-      </w:r>
-      <w:r>
-        <w:t xml:space="preserve">- Cuénteme de una vez en que algo salió mal y tuvo que resolverlo.</w:t>
-      </w:r>
-    </w:p>
-    <w:p>
-      <w:pPr>
-        <w:pStyle w:val="BodyText"/>
-      </w:pPr>
-      <w:r>
-        <w:rPr>
-          <w:i/>
-        </w:rPr>
-        <w:t xml:space="preserve">Interviewer note: this is the STAR story. Listen for the Result.</w:t>
-      </w:r>
-    </w:p>
-    <w:p>
-      <w:pPr>
-        <w:pStyle w:val="Heading2"/>
-      </w:pPr>
-      <w:bookmarkStart w:id="26" w:name="card-5"/>
-      <w:r>
-        <w:t xml:space="preserve">Card 5</w:t>
-      </w:r>
-      <w:bookmarkEnd w:id="26"/>
+        <w:t xml:space="preserve">Do you have any questions for me?</w:t>
+      </w:r>
+    </w:p>
+    <w:p>
+      <w:pPr>
+        <w:numPr>
+          <w:ilvl w:val="0"/>
+          <w:numId w:val="1006"/>
+        </w:numPr>
+        <w:pStyle w:val="Compact"/>
+      </w:pPr>
+      <w:r>
+        <w:t xml:space="preserve">Bana sormak istediğiniz bir şey var mı?</w:t>
+      </w:r>
+    </w:p>
+    <w:p>
+      <w:pPr>
+        <w:numPr>
+          <w:ilvl w:val="0"/>
+          <w:numId w:val="1006"/>
+        </w:numPr>
+        <w:pStyle w:val="Compact"/>
+      </w:pPr>
+      <w:r>
+        <w:t xml:space="preserve">Você tem alguma pergunta para mim?</w:t>
+      </w:r>
+    </w:p>
+    <w:p>
+      <w:pPr>
+        <w:numPr>
+          <w:ilvl w:val="0"/>
+          <w:numId w:val="1006"/>
+        </w:numPr>
+        <w:pStyle w:val="Compact"/>
+      </w:pPr>
+      <w:r>
+        <w:t xml:space="preserve">¿Tiene alguna pregunta para mí?</w:t>
+      </w:r>
     </w:p>
     <w:p>
       <w:pPr>
         <w:pStyle w:val="FirstParagraph"/>
-      </w:pPr>
-      <w:r>
-        <w:rPr>
-          <w:b/>
-        </w:rPr>
-        <w:t xml:space="preserve">How do you work with people you do not agree with?</w:t>
-      </w:r>
-      <w:r>
-        <w:t xml:space="preserve"> </w:t>
-      </w:r>
-      <w:r>
-        <w:t xml:space="preserve">- Aynı fikirde olmadığınız insanlarla nasıl çalışırsınız?</w:t>
-      </w:r>
-      <w:r>
-        <w:t xml:space="preserve"> </w:t>
-      </w:r>
-      <w:r>
-        <w:t xml:space="preserve">- Como você trabalha com pessoas de quem você discorda?</w:t>
-      </w:r>
-      <w:r>
-        <w:t xml:space="preserve"> </w:t>
-      </w:r>
-      <w:r>
-        <w:t xml:space="preserve">- ¿Cómo trabaja con personas con las que no está de acuerdo?</w:t>
-      </w:r>
-    </w:p>
-    <w:p>
-      <w:pPr>
-        <w:pStyle w:val="Heading2"/>
-      </w:pPr>
-      <w:bookmarkStart w:id="27" w:name="card-6"/>
-      <w:r>
-        <w:t xml:space="preserve">Card 6</w:t>
-      </w:r>
-      <w:bookmarkEnd w:id="27"/>
-    </w:p>
-    <w:p>
-      <w:pPr>
-        <w:pStyle w:val="FirstParagraph"/>
-      </w:pPr>
-      <w:r>
-        <w:rPr>
-          <w:b/>
-        </w:rPr>
-        <w:t xml:space="preserve">Do you have any questions for me?</w:t>
-      </w:r>
-      <w:r>
-        <w:t xml:space="preserve"> </w:t>
-      </w:r>
-      <w:r>
-        <w:t xml:space="preserve">- Bana sormak istediğiniz bir şey var mı?</w:t>
-      </w:r>
-      <w:r>
-        <w:t xml:space="preserve"> </w:t>
-      </w:r>
-      <w:r>
-        <w:t xml:space="preserve">- Você tem alguma pergunta para mim?</w:t>
-      </w:r>
-      <w:r>
-        <w:t xml:space="preserve"> </w:t>
-      </w:r>
-      <w:r>
-        <w:t xml:space="preserve">- ¿Tiene alguna pregunta para mí?</w:t>
-      </w:r>
-    </w:p>
-    <w:p>
-      <w:pPr>
-        <w:pStyle w:val="BodyText"/>
       </w:pPr>
       <w:r>
         <w:rPr>
@@ -824,7 +932,7 @@
       <w:pPr>
         <w:numPr>
           <w:ilvl w:val="0"/>
-          <w:numId w:val="1001"/>
+          <w:numId w:val="1007"/>
         </w:numPr>
         <w:pStyle w:val="Compact"/>
       </w:pPr>
@@ -836,7 +944,7 @@
       <w:pPr>
         <w:numPr>
           <w:ilvl w:val="0"/>
-          <w:numId w:val="1001"/>
+          <w:numId w:val="1007"/>
         </w:numPr>
         <w:pStyle w:val="Compact"/>
       </w:pPr>
@@ -848,7 +956,7 @@
       <w:pPr>
         <w:numPr>
           <w:ilvl w:val="0"/>
-          <w:numId w:val="1001"/>
+          <w:numId w:val="1007"/>
         </w:numPr>
         <w:pStyle w:val="Compact"/>
       </w:pPr>
@@ -860,7 +968,7 @@
       <w:pPr>
         <w:numPr>
           <w:ilvl w:val="0"/>
-          <w:numId w:val="1001"/>
+          <w:numId w:val="1007"/>
         </w:numPr>
         <w:pStyle w:val="Compact"/>
       </w:pPr>
@@ -872,7 +980,7 @@
       <w:pPr>
         <w:numPr>
           <w:ilvl w:val="0"/>
-          <w:numId w:val="1001"/>
+          <w:numId w:val="1007"/>
         </w:numPr>
         <w:pStyle w:val="Compact"/>
       </w:pPr>
@@ -2437,197 +2545,197 @@
       <w:r>
         <w:t xml:space="preserve">The feedback sheet is collected with the stapled Topic 7.1 set. It is scored complete, partial, or missing for daily work:</w:t>
       </w:r>
+    </w:p>
+    <w:p>
+      <w:pPr>
+        <w:numPr>
+          <w:ilvl w:val="0"/>
+          <w:numId w:val="1008"/>
+        </w:numPr>
+        <w:pStyle w:val="Compact"/>
+      </w:pPr>
+      <w:r>
+        <w:rPr>
+          <w:b/>
+        </w:rPr>
+        <w:t xml:space="preserve">Complete:</w:t>
+      </w:r>
       <w:r>
         <w:t xml:space="preserve"> </w:t>
       </w:r>
       <w:r>
-        <w:t xml:space="preserve">-</w:t>
+        <w:t xml:space="preserve">all five opening and closing boxes marked, all four traits scored with something in the evidence column, both content items marked, and both written pieces of feedback naming something observable.</w:t>
+      </w:r>
+    </w:p>
+    <w:p>
+      <w:pPr>
+        <w:numPr>
+          <w:ilvl w:val="0"/>
+          <w:numId w:val="1008"/>
+        </w:numPr>
+        <w:pStyle w:val="Compact"/>
+      </w:pPr>
+      <w:r>
+        <w:rPr>
+          <w:b/>
+        </w:rPr>
+        <w:t xml:space="preserve">Partial:</w:t>
       </w:r>
       <w:r>
         <w:t xml:space="preserve"> </w:t>
       </w:r>
       <w:r>
+        <w:t xml:space="preserve">the scores are there but one or both written pieces say</w:t>
+      </w:r>
+      <w:r>
+        <w:t xml:space="preserve"> </w:t>
+      </w:r>
+      <w:r>
+        <w:t xml:space="preserve">“</w:t>
+      </w:r>
+      <w:r>
+        <w:t xml:space="preserve">good job</w:t>
+      </w:r>
+      <w:r>
+        <w:t xml:space="preserve">”</w:t>
+      </w:r>
+      <w:r>
+        <w:t xml:space="preserve"> </w:t>
+      </w:r>
+      <w:r>
+        <w:t xml:space="preserve">or name a feeling instead of an observation.</w:t>
+      </w:r>
+    </w:p>
+    <w:p>
+      <w:pPr>
+        <w:numPr>
+          <w:ilvl w:val="0"/>
+          <w:numId w:val="1008"/>
+        </w:numPr>
+        <w:pStyle w:val="Compact"/>
+      </w:pPr>
+      <w:r>
         <w:rPr>
           <w:b/>
         </w:rPr>
-        <w:t xml:space="preserve">Complete:</w:t>
+        <w:t xml:space="preserve">Missing:</w:t>
       </w:r>
       <w:r>
         <w:t xml:space="preserve"> </w:t>
       </w:r>
       <w:r>
-        <w:t xml:space="preserve">all five opening and closing boxes marked, all four traits scored with something in the evidence column, both content items marked, and both written pieces of feedback naming something observable.</w:t>
+        <w:t xml:space="preserve">not turned in, or fewer than half the items marked.</w:t>
+      </w:r>
+    </w:p>
+    <w:p>
+      <w:pPr>
+        <w:pStyle w:val="FirstParagraph"/>
+      </w:pPr>
+      <w:r>
+        <w:t xml:space="preserve">The one question that fixes a vague feedback line, asked in the moment:</w:t>
       </w:r>
       <w:r>
         <w:t xml:space="preserve"> </w:t>
       </w:r>
       <w:r>
-        <w:t xml:space="preserve">-</w:t>
+        <w:rPr>
+          <w:b/>
+        </w:rPr>
+        <w:t xml:space="preserve">“</w:t>
+      </w:r>
+      <w:r>
+        <w:rPr>
+          <w:b/>
+        </w:rPr>
+        <w:t xml:space="preserve">What did you hear that made you write that?</w:t>
+      </w:r>
+      <w:r>
+        <w:rPr>
+          <w:b/>
+        </w:rPr>
+        <w:t xml:space="preserve">”</w:t>
+      </w:r>
+    </w:p>
+    <w:p>
+      <w:pPr>
+        <w:pStyle w:val="BodyText"/>
+      </w:pPr>
+      <w:r>
+        <w:rPr>
+          <w:b/>
+        </w:rPr>
+        <w:t xml:space="preserve">Two rules to enforce out loud in Step 1 and again the first time each is broken:</w:t>
+      </w:r>
+    </w:p>
+    <w:p>
+      <w:pPr>
+        <w:numPr>
+          <w:ilvl w:val="0"/>
+          <w:numId w:val="1009"/>
+        </w:numPr>
+        <w:pStyle w:val="Compact"/>
+      </w:pPr>
+      <w:r>
+        <w:rPr>
+          <w:b/>
+        </w:rPr>
+        <w:t xml:space="preserve">The interviewer does not coach.</w:t>
       </w:r>
       <w:r>
         <w:t xml:space="preserve"> </w:t>
       </w:r>
       <w:r>
+        <w:t xml:space="preserve">“</w:t>
+      </w:r>
+      <w:r>
+        <w:t xml:space="preserve">You should say…</w:t>
+      </w:r>
+      <w:r>
+        <w:t xml:space="preserve">”</w:t>
+      </w:r>
+      <w:r>
+        <w:t xml:space="preserve"> </w:t>
+      </w:r>
+      <w:r>
+        <w:t xml:space="preserve">stops immediately. One sentence:</w:t>
+      </w:r>
+      <w:r>
+        <w:t xml:space="preserve"> </w:t>
+      </w:r>
+      <w:r>
+        <w:t xml:space="preserve">“</w:t>
+      </w:r>
+      <w:r>
+        <w:t xml:space="preserve">Interviewers do not help. That is the whole point.</w:t>
+      </w:r>
+      <w:r>
+        <w:t xml:space="preserve">”</w:t>
+      </w:r>
+    </w:p>
+    <w:p>
+      <w:pPr>
+        <w:numPr>
+          <w:ilvl w:val="0"/>
+          <w:numId w:val="1009"/>
+        </w:numPr>
+        <w:pStyle w:val="Compact"/>
+      </w:pPr>
+      <w:r>
         <w:rPr>
           <w:b/>
         </w:rPr>
-        <w:t xml:space="preserve">Partial:</w:t>
+        <w:t xml:space="preserve">The candidate does not read from the paper.</w:t>
       </w:r>
       <w:r>
         <w:t xml:space="preserve"> </w:t>
       </w:r>
       <w:r>
-        <w:t xml:space="preserve">the scores are there but one or both written pieces say</w:t>
-      </w:r>
-      <w:r>
-        <w:t xml:space="preserve"> </w:t>
-      </w:r>
-      <w:r>
-        <w:t xml:space="preserve">“</w:t>
-      </w:r>
-      <w:r>
-        <w:t xml:space="preserve">good job</w:t>
-      </w:r>
-      <w:r>
-        <w:t xml:space="preserve">”</w:t>
-      </w:r>
-      <w:r>
-        <w:t xml:space="preserve"> </w:t>
-      </w:r>
-      <w:r>
-        <w:t xml:space="preserve">or name a feeling instead of an observation.</w:t>
-      </w:r>
-      <w:r>
-        <w:t xml:space="preserve"> </w:t>
-      </w:r>
-      <w:r>
-        <w:t xml:space="preserve">-</w:t>
-      </w:r>
-      <w:r>
-        <w:t xml:space="preserve"> </w:t>
-      </w:r>
-      <w:r>
-        <w:rPr>
-          <w:b/>
-        </w:rPr>
-        <w:t xml:space="preserve">Missing:</w:t>
-      </w:r>
-      <w:r>
-        <w:t xml:space="preserve"> </w:t>
-      </w:r>
-      <w:r>
-        <w:t xml:space="preserve">not turned in, or fewer than half the items marked.</w:t>
-      </w:r>
-    </w:p>
-    <w:p>
-      <w:pPr>
-        <w:pStyle w:val="BodyText"/>
-      </w:pPr>
-      <w:r>
-        <w:t xml:space="preserve">The one question that fixes a vague feedback line, asked in the moment:</w:t>
-      </w:r>
-      <w:r>
-        <w:t xml:space="preserve"> </w:t>
-      </w:r>
-      <w:r>
-        <w:rPr>
-          <w:b/>
-        </w:rPr>
-        <w:t xml:space="preserve">“</w:t>
-      </w:r>
-      <w:r>
-        <w:rPr>
-          <w:b/>
-        </w:rPr>
-        <w:t xml:space="preserve">What did you hear that made you write that?</w:t>
-      </w:r>
-      <w:r>
-        <w:rPr>
-          <w:b/>
-        </w:rPr>
-        <w:t xml:space="preserve">”</w:t>
-      </w:r>
-    </w:p>
-    <w:p>
-      <w:pPr>
-        <w:pStyle w:val="BodyText"/>
-      </w:pPr>
-      <w:r>
-        <w:rPr>
-          <w:b/>
-        </w:rPr>
-        <w:t xml:space="preserve">Two rules to enforce out loud in Step 1 and again the first time each is broken:</w:t>
-      </w:r>
-      <w:r>
-        <w:t xml:space="preserve"> </w:t>
-      </w:r>
-      <w:r>
-        <w:t xml:space="preserve">1.</w:t>
-      </w:r>
-      <w:r>
-        <w:t xml:space="preserve"> </w:t>
-      </w:r>
-      <w:r>
-        <w:rPr>
-          <w:b/>
-        </w:rPr>
-        <w:t xml:space="preserve">The interviewer does not coach.</w:t>
-      </w:r>
-      <w:r>
-        <w:t xml:space="preserve"> </w:t>
-      </w:r>
-      <w:r>
-        <w:t xml:space="preserve">“</w:t>
-      </w:r>
-      <w:r>
-        <w:t xml:space="preserve">You should say…</w:t>
-      </w:r>
-      <w:r>
-        <w:t xml:space="preserve">”</w:t>
-      </w:r>
-      <w:r>
-        <w:t xml:space="preserve"> </w:t>
-      </w:r>
-      <w:r>
-        <w:t xml:space="preserve">stops immediately. One sentence:</w:t>
-      </w:r>
-      <w:r>
-        <w:t xml:space="preserve"> </w:t>
-      </w:r>
-      <w:r>
-        <w:t xml:space="preserve">“</w:t>
-      </w:r>
-      <w:r>
-        <w:t xml:space="preserve">Interviewers do not help. That is the whole point.</w:t>
-      </w:r>
-      <w:r>
-        <w:t xml:space="preserve">”</w:t>
-      </w:r>
-      <w:r>
-        <w:t xml:space="preserve"> </w:t>
-      </w:r>
-      <w:r>
-        <w:t xml:space="preserve">2.</w:t>
-      </w:r>
-      <w:r>
-        <w:t xml:space="preserve"> </w:t>
-      </w:r>
-      <w:r>
-        <w:rPr>
-          <w:b/>
-        </w:rPr>
-        <w:t xml:space="preserve">The candidate does not read from the paper.</w:t>
-      </w:r>
-      <w:r>
-        <w:t xml:space="preserve"> </w:t>
-      </w:r>
-      <w:r>
         <w:t xml:space="preserve">Turn the three-part answer and the STAR planner face down yourself while walking the room. Exception: a student whose IEP or 504 includes notes or prompts may keep them face up, and criterion 2 scores whether the three parts are present, not whether they were memorized.</w:t>
       </w:r>
     </w:p>
     <w:p>
       <w:pPr>
-        <w:pStyle w:val="BodyText"/>
+        <w:pStyle w:val="FirstParagraph"/>
       </w:pPr>
       <w:r>
         <w:rPr>
@@ -3004,11 +3112,174 @@
       </w:pPr>
     </w:lvl>
   </w:abstractNum>
+  <w:abstractNum w:abstractNumId="99411">
+    <w:nsid w:val="71315dca"/>
+    <w:multiLevelType w:val="multilevel"/>
+    <w:lvl w:ilvl="0">
+      <w:start w:val="1"/>
+      <w:numFmt w:val="decimal"/>
+      <w:lvlText w:val="%1."/>
+      <w:lvlJc w:val="left"/>
+      <w:pPr>
+        <w:tabs>
+          <w:tab w:val="num" w:pos="0"/>
+        </w:tabs>
+        <w:ind w:left="480" w:hanging="480"/>
+      </w:pPr>
+    </w:lvl>
+    <w:lvl w:ilvl="1">
+      <w:start w:val="1"/>
+      <w:numFmt w:val="decimal"/>
+      <w:lvlText w:val="%2."/>
+      <w:lvlJc w:val="left"/>
+      <w:pPr>
+        <w:tabs>
+          <w:tab w:val="num" w:pos="720"/>
+        </w:tabs>
+        <w:ind w:left="1200" w:hanging="480"/>
+      </w:pPr>
+    </w:lvl>
+    <w:lvl w:ilvl="2">
+      <w:start w:val="1"/>
+      <w:numFmt w:val="decimal"/>
+      <w:lvlText w:val="%3."/>
+      <w:lvlJc w:val="left"/>
+      <w:pPr>
+        <w:tabs>
+          <w:tab w:val="num" w:pos="1440"/>
+        </w:tabs>
+        <w:ind w:left="1920" w:hanging="480"/>
+      </w:pPr>
+    </w:lvl>
+    <w:lvl w:ilvl="3">
+      <w:start w:val="1"/>
+      <w:numFmt w:val="decimal"/>
+      <w:lvlText w:val="%4."/>
+      <w:lvlJc w:val="left"/>
+      <w:pPr>
+        <w:tabs>
+          <w:tab w:val="num" w:pos="2160"/>
+        </w:tabs>
+        <w:ind w:left="2640" w:hanging="480"/>
+      </w:pPr>
+    </w:lvl>
+    <w:lvl w:ilvl="4">
+      <w:start w:val="1"/>
+      <w:numFmt w:val="decimal"/>
+      <w:lvlText w:val="%5."/>
+      <w:lvlJc w:val="left"/>
+      <w:pPr>
+        <w:tabs>
+          <w:tab w:val="num" w:pos="2880"/>
+        </w:tabs>
+        <w:ind w:left="3360" w:hanging="480"/>
+      </w:pPr>
+    </w:lvl>
+    <w:lvl w:ilvl="5">
+      <w:start w:val="1"/>
+      <w:numFmt w:val="decimal"/>
+      <w:lvlText w:val="%6."/>
+      <w:lvlJc w:val="left"/>
+      <w:pPr>
+        <w:tabs>
+          <w:tab w:val="num" w:pos="3600"/>
+        </w:tabs>
+        <w:ind w:left="4080" w:hanging="480"/>
+      </w:pPr>
+    </w:lvl>
+    <w:lvl w:ilvl="6">
+      <w:start w:val="1"/>
+      <w:numFmt w:val="decimal"/>
+      <w:lvlText w:val="%7."/>
+      <w:lvlJc w:val="left"/>
+      <w:pPr>
+        <w:tabs>
+          <w:tab w:val="num" w:pos="4320"/>
+        </w:tabs>
+        <w:ind w:left="4800" w:hanging="480"/>
+      </w:pPr>
+    </w:lvl>
+    <w:lvl w:ilvl="7">
+      <w:start w:val="1"/>
+      <w:numFmt w:val="decimal"/>
+      <w:lvlText w:val="%8."/>
+      <w:lvlJc w:val="left"/>
+      <w:pPr>
+        <w:tabs>
+          <w:tab w:val="num" w:pos="5040"/>
+        </w:tabs>
+        <w:ind w:left="5520" w:hanging="480"/>
+      </w:pPr>
+    </w:lvl>
+    <w:lvl w:ilvl="8">
+      <w:start w:val="1"/>
+      <w:numFmt w:val="decimal"/>
+      <w:lvlText w:val="%9."/>
+      <w:lvlJc w:val="left"/>
+      <w:pPr>
+        <w:tabs>
+          <w:tab w:val="num" w:pos="5760"/>
+        </w:tabs>
+        <w:ind w:left="6240" w:hanging="480"/>
+      </w:pPr>
+    </w:lvl>
+  </w:abstractNum>
   <w:num w:numId="1000">
     <w:abstractNumId w:val="990"/>
   </w:num>
   <w:num w:numId="1001">
     <w:abstractNumId w:val="991"/>
+  </w:num>
+  <w:num w:numId="1002">
+    <w:abstractNumId w:val="991"/>
+  </w:num>
+  <w:num w:numId="1003">
+    <w:abstractNumId w:val="991"/>
+  </w:num>
+  <w:num w:numId="1004">
+    <w:abstractNumId w:val="991"/>
+  </w:num>
+  <w:num w:numId="1005">
+    <w:abstractNumId w:val="991"/>
+  </w:num>
+  <w:num w:numId="1006">
+    <w:abstractNumId w:val="991"/>
+  </w:num>
+  <w:num w:numId="1007">
+    <w:abstractNumId w:val="991"/>
+  </w:num>
+  <w:num w:numId="1008">
+    <w:abstractNumId w:val="991"/>
+  </w:num>
+  <w:num w:numId="1009">
+    <w:abstractNumId w:val="99411"/>
+    <w:lvlOverride w:ilvl="0">
+      <w:startOverride w:val="1"/>
+    </w:lvlOverride>
+    <w:lvlOverride w:ilvl="1">
+      <w:startOverride w:val="1"/>
+    </w:lvlOverride>
+    <w:lvlOverride w:ilvl="2">
+      <w:startOverride w:val="1"/>
+    </w:lvlOverride>
+    <w:lvlOverride w:ilvl="3">
+      <w:startOverride w:val="1"/>
+    </w:lvlOverride>
+    <w:lvlOverride w:ilvl="4">
+      <w:startOverride w:val="1"/>
+    </w:lvlOverride>
+    <w:lvlOverride w:ilvl="5">
+      <w:startOverride w:val="1"/>
+    </w:lvlOverride>
+    <w:lvlOverride w:ilvl="6">
+      <w:startOverride w:val="1"/>
+    </w:lvlOverride>
+    <w:lvlOverride w:ilvl="7">
+      <w:startOverride w:val="1"/>
+    </w:lvlOverride>
+    <w:lvlOverride w:ilvl="8">
+      <w:startOverride w:val="1"/>
+    </w:lvlOverride>
   </w:num>
 </w:numbering>
 </file>

--- a/downloads/teacher/05 Materials/Unit 07/Handouts/Handout 07.05 - Interview Question Cards and Feedback Sheet.docx
+++ b/downloads/teacher/05 Materials/Unit 07/Handouts/Handout 07.05 - Interview Question Cards and Feedback Sheet.docx
@@ -58,15 +58,6 @@
       </w:pPr>
       <w:r>
         <w:t xml:space="preserve">Each card is printed with the English question and the Turkish, Portuguese, and Spanish translation under it.</w:t>
-      </w:r>
-      <w:r>
-        <w:t xml:space="preserve"> </w:t>
-      </w:r>
-      <w:r>
-        <w:rPr>
-          <w:b/>
-        </w:rPr>
-        <w:t xml:space="preserve">[check with a native speaker]</w:t>
       </w:r>
     </w:p>
     <w:p>
@@ -1554,15 +1545,6 @@
           <w:b/>
         </w:rPr>
         <w:t xml:space="preserve">Sentence starters in four languages</w:t>
-      </w:r>
-      <w:r>
-        <w:t xml:space="preserve"> </w:t>
-      </w:r>
-      <w:r>
-        <w:rPr>
-          <w:rStyle w:val="TeacherNote"/>
-        </w:rPr>
-        <w:t xml:space="preserve">[check with a native speaker]</w:t>
       </w:r>
     </w:p>
     <w:tbl>
